--- a/templates/form_3_template.docx
+++ b/templates/form_3_template.docx
@@ -1042,6 +1042,14 @@
             <w:vAlign w:val="center"/>
           </w:tcPr>
           <w:p>
+            <w:r>
+              <w:rPr>
+                <w:rFonts w:ascii="Times New Roman" w:hAnsi="Times New Roman"/>
+              </w:rPr>
+              <w:t>{agent_name}</w:t>
+            </w:r>
+          </w:p>
+          <w:p>
             <w:pPr>
               <w:pStyle w:val="TableParagraph"/>
               <w:spacing w:before="0"/>
@@ -1055,22 +1063,7 @@
               </w:rPr>
             </w:pPr>
             <w:r>
-              <w:rPr>
-                <w:rFonts w:eastAsia="Calibri"/>
-                <w:b/>
-                <w:highlight w:val="yellow"/>
-                <w:lang w:bidi="ar-SA"/>
-              </w:rPr>
-              <w:t>(INPA-______</w:t>
-            </w:r>
-            <w:r>
-              <w:rPr>
-                <w:rFonts w:eastAsia="Calibri"/>
-                <w:b/>
-                <w:highlight w:val="yellow"/>
-                <w:lang w:bidi="ar-SA"/>
-              </w:rPr>
-              <w:t>)</w:t>
+              <w:t>(INPA-{agent_inpa})</w:t>
             </w:r>
           </w:p>
           <w:p>
@@ -2145,22 +2138,7 @@
         </w:rPr>
       </w:pPr>
       <w:r>
-        <w:rPr>
-          <w:rFonts w:eastAsia="Calibri"/>
-          <w:bCs w:val="0"/>
-          <w:highlight w:val="yellow"/>
-          <w:lang w:bidi="ar-SA"/>
-        </w:rPr>
-        <w:t xml:space="preserve"> (INPA-______</w:t>
-      </w:r>
-      <w:r>
-        <w:rPr>
-          <w:rFonts w:eastAsia="Calibri"/>
-          <w:bCs w:val="0"/>
-          <w:highlight w:val="yellow"/>
-          <w:lang w:bidi="ar-SA"/>
-        </w:rPr>
-        <w:t>)</w:t>
+        <w:t xml:space="preserve"> (INPA-{agent_inpa})</w:t>
       </w:r>
     </w:p>
     <w:p>

--- a/templates/form_3_template.docx
+++ b/templates/form_3_template.docx
@@ -1,6 +1,6 @@
 
 <file path=word/document.xml><?xml version="1.0" encoding="utf-8"?>
-<w:document xmlns:wpc="http://schemas.microsoft.com/office/word/2010/wordprocessingCanvas" xmlns:cx="http://schemas.microsoft.com/office/drawing/2014/chartex" xmlns:cx1="http://schemas.microsoft.com/office/drawing/2015/9/8/chartex" xmlns:cx2="http://schemas.microsoft.com/office/drawing/2015/10/21/chartex" xmlns:cx3="http://schemas.microsoft.com/office/drawing/2016/5/9/chartex" xmlns:cx4="http://schemas.microsoft.com/office/drawing/2016/5/10/chartex" xmlns:cx5="http://schemas.microsoft.com/office/drawing/2016/5/11/chartex" xmlns:cx6="http://schemas.microsoft.com/office/drawing/2016/5/12/chartex" xmlns:cx7="http://schemas.microsoft.com/office/drawing/2016/5/13/chartex" xmlns:cx8="http://schemas.microsoft.com/office/drawing/2016/5/14/chartex" xmlns:mc="http://schemas.openxmlformats.org/markup-compatibility/2006" xmlns:aink="http://schemas.microsoft.com/office/drawing/2016/ink" xmlns:am3d="http://schemas.microsoft.com/office/drawing/2017/model3d" xmlns:o="urn:schemas-microsoft-com:office:office" xmlns:oel="http://schemas.microsoft.com/office/2019/extlst" xmlns:r="http://schemas.openxmlformats.org/officeDocument/2006/relationships" xmlns:m="http://schemas.openxmlformats.org/officeDocument/2006/math" xmlns:v="urn:schemas-microsoft-com:vml" xmlns:wp14="http://schemas.microsoft.com/office/word/2010/wordprocessingDrawing" xmlns:wp="http://schemas.openxmlformats.org/drawingml/2006/wordprocessingDrawing" xmlns:w10="urn:schemas-microsoft-com:office:word" xmlns:w="http://schemas.openxmlformats.org/wordprocessingml/2006/main" xmlns:w14="http://schemas.microsoft.com/office/word/2010/wordml" xmlns:w15="http://schemas.microsoft.com/office/word/2012/wordml" xmlns:w16cex="http://schemas.microsoft.com/office/word/2018/wordml/cex" xmlns:w16cid="http://schemas.microsoft.com/office/word/2016/wordml/cid" xmlns:w16="http://schemas.microsoft.com/office/word/2018/wordml" xmlns:w16du="http://schemas.microsoft.com/office/word/2023/wordml/word16du" xmlns:w16sdtdh="http://schemas.microsoft.com/office/word/2020/wordml/sdtdatahash" xmlns:w16sdtfl="http://schemas.microsoft.com/office/word/2024/wordml/sdtformatlock" xmlns:w16se="http://schemas.microsoft.com/office/word/2015/wordml/symex" xmlns:wpg="http://schemas.microsoft.com/office/word/2010/wordprocessingGroup" xmlns:wpi="http://schemas.microsoft.com/office/word/2010/wordprocessingInk" xmlns:wne="http://schemas.microsoft.com/office/word/2006/wordml" xmlns:wps="http://schemas.microsoft.com/office/word/2010/wordprocessingShape" mc:Ignorable="w14 w15 w16se w16cid w16 w16cex w16sdtdh w16sdtfl w16du wp14">
+<w:document xmlns:wpc="http://schemas.microsoft.com/office/word/2010/wordprocessingCanvas" xmlns:cx="http://schemas.microsoft.com/office/drawing/2014/chartex" xmlns:cx1="http://schemas.microsoft.com/office/drawing/2015/9/8/chartex" xmlns:mc="http://schemas.openxmlformats.org/markup-compatibility/2006" xmlns:o="urn:schemas-microsoft-com:office:office" xmlns:r="http://schemas.openxmlformats.org/officeDocument/2006/relationships" xmlns:m="http://schemas.openxmlformats.org/officeDocument/2006/math" xmlns:v="urn:schemas-microsoft-com:vml" xmlns:wp14="http://schemas.microsoft.com/office/word/2010/wordprocessingDrawing" xmlns:wp="http://schemas.openxmlformats.org/drawingml/2006/wordprocessingDrawing" xmlns:w10="urn:schemas-microsoft-com:office:word" xmlns:w="http://schemas.openxmlformats.org/wordprocessingml/2006/main" xmlns:w14="http://schemas.microsoft.com/office/word/2010/wordml" xmlns:w15="http://schemas.microsoft.com/office/word/2012/wordml" xmlns:w16se="http://schemas.microsoft.com/office/word/2015/wordml/symex" xmlns:wpg="http://schemas.microsoft.com/office/word/2010/wordprocessingGroup" xmlns:wpi="http://schemas.microsoft.com/office/word/2010/wordprocessingInk" xmlns:wne="http://schemas.microsoft.com/office/word/2006/wordml" xmlns:wps="http://schemas.microsoft.com/office/word/2010/wordprocessingShape" mc:Ignorable="w14 w15 w16se wp14">
   <w:body>
     <w:tbl>
       <w:tblPr>
@@ -203,146 +203,16 @@
               <w:jc w:val="both"/>
               <w:rPr>
                 <w:b/>
-                <w:shd w:val="clear" w:color="auto" w:fill="FFFFFF"/>
-              </w:rPr>
-            </w:pPr>
-            <w:r>
-              <w:rPr>
-                <w:rFonts w:eastAsia="Calibri"/>
-                <w:lang w:bidi="ar-SA"/>
-              </w:rPr>
-              <w:t>We</w:t>
-            </w:r>
-            <w:r>
-              <w:rPr>
-                <w:rFonts w:eastAsia="Calibri"/>
-                <w:lang w:bidi="ar-SA"/>
-              </w:rPr>
-              <w:t>,</w:t>
-            </w:r>
-            <w:r>
-              <w:rPr>
-                <w:b/>
-                <w:shd w:val="clear" w:color="auto" w:fill="FFFFFF"/>
-              </w:rPr>
-              <w:t xml:space="preserve"> </w:t>
-            </w:r>
-            <w:r>
-              <w:rPr>
-                <w:b/>
-                <w:lang w:val="en-IN" w:eastAsia="en-IN"/>
-              </w:rPr>
-              <w:t>{</w:t>
-            </w:r>
-            <w:proofErr w:type="spellStart"/>
-            <w:r>
-              <w:rPr>
-                <w:b/>
-                <w:lang w:val="en-IN" w:eastAsia="en-IN"/>
-              </w:rPr>
-              <w:t>applicant_name</w:t>
-            </w:r>
-            <w:proofErr w:type="spellEnd"/>
-            <w:r>
-              <w:rPr>
-                <w:b/>
-                <w:lang w:val="en-IN" w:eastAsia="en-IN"/>
-              </w:rPr>
-              <w:t>}</w:t>
-            </w:r>
-            <w:r>
-              <w:rPr>
-                <w:color w:val="222222"/>
-                <w:shd w:val="clear" w:color="auto" w:fill="FFFFFF"/>
-              </w:rPr>
-              <w:t xml:space="preserve"> </w:t>
-            </w:r>
-            <w:r>
-              <w:rPr>
-                <w:rFonts w:eastAsia="Calibri"/>
-                <w:lang w:bidi="ar-SA"/>
-              </w:rPr>
-              <w:t xml:space="preserve">of the </w:t>
-            </w:r>
-            <w:r>
-              <w:rPr>
-                <w:rFonts w:eastAsia="Calibri"/>
-                <w:lang w:bidi="ar-SA"/>
-              </w:rPr>
-              <w:t>address</w:t>
-            </w:r>
-            <w:r>
-              <w:rPr>
-                <w:rFonts w:eastAsia="Calibri"/>
-                <w:lang w:bidi="ar-SA"/>
-              </w:rPr>
-              <w:t xml:space="preserve"> </w:t>
-            </w:r>
-            <w:r>
-              <w:rPr>
-                <w:rFonts w:eastAsia="Calibri"/>
-                <w:b/>
-              </w:rPr>
-              <w:t>{</w:t>
-            </w:r>
-            <w:proofErr w:type="spellStart"/>
-            <w:r>
-              <w:rPr>
-                <w:rFonts w:eastAsia="Calibri"/>
-                <w:b/>
-              </w:rPr>
-              <w:t>applicant_address</w:t>
-            </w:r>
-            <w:proofErr w:type="spellEnd"/>
-            <w:r>
-              <w:rPr>
-                <w:rFonts w:eastAsia="Calibri"/>
-                <w:b/>
-              </w:rPr>
-              <w:t>}</w:t>
-            </w:r>
-            <w:r>
-              <w:rPr>
-                <w:rFonts w:eastAsia="Calibri"/>
-                <w:b/>
-              </w:rPr>
-              <w:t>.</w:t>
-            </w:r>
-            <w:r>
-              <w:rPr>
-                <w:b/>
-                <w:shd w:val="clear" w:color="auto" w:fill="FFFFFF"/>
-              </w:rPr>
-              <w:t xml:space="preserve"> </w:t>
-            </w:r>
-            <w:r>
-              <w:rPr>
-                <w:rFonts w:eastAsia="Calibri"/>
                 <w:bCs/>
-              </w:rPr>
-              <w:t>h</w:t>
-            </w:r>
-            <w:r>
-              <w:rPr>
-                <w:rFonts w:eastAsia="Calibri"/>
-                <w:lang w:bidi="ar-SA"/>
-              </w:rPr>
-              <w:t>ereby</w:t>
-            </w:r>
-            <w:r>
-              <w:rPr>
-                <w:rFonts w:eastAsia="Calibri"/>
-                <w:b/>
-                <w:lang w:bidi="ar-SA"/>
-              </w:rPr>
-              <w:t xml:space="preserve"> </w:t>
-            </w:r>
-            <w:r>
-              <w:rPr>
-                <w:rFonts w:eastAsia="Calibri"/>
-                <w:lang w:bidi="ar-SA"/>
-              </w:rPr>
-              <w:t>declare:</w:t>
+                <w:color w:val="040404"/>
+              </w:rPr>
+            </w:pPr>
+            <w:r>
+              <w:rPr>
+                <w:rFonts w:eastAsia="Calibri"/>
+                <w:lang w:bidi="ar-SA"/>
+              </w:rPr>
+              <w:t xml:space="preserve">I/We, {applicant_name} of the address {applicant_address}, hereby declare:</w:t>
             </w:r>
           </w:p>
           <w:p>
@@ -377,147 +247,7 @@
                 <w:rFonts w:eastAsia="Calibri"/>
                 <w:lang w:bidi="ar-SA"/>
               </w:rPr>
-              <w:t>(</w:t>
-            </w:r>
-            <w:proofErr w:type="spellStart"/>
-            <w:r>
-              <w:rPr>
-                <w:rFonts w:eastAsia="Calibri"/>
-                <w:lang w:bidi="ar-SA"/>
-              </w:rPr>
-              <w:t>i</w:t>
-            </w:r>
-            <w:proofErr w:type="spellEnd"/>
-            <w:r>
-              <w:rPr>
-                <w:rFonts w:eastAsia="Calibri"/>
-                <w:lang w:bidi="ar-SA"/>
-              </w:rPr>
-              <w:t>) that we</w:t>
-            </w:r>
-            <w:r>
-              <w:rPr>
-                <w:rFonts w:eastAsia="Calibri"/>
-                <w:lang w:bidi="ar-SA"/>
-              </w:rPr>
-              <w:t xml:space="preserve"> who have made this </w:t>
-            </w:r>
-            <w:r>
-              <w:rPr>
-                <w:rFonts w:eastAsia="Calibri"/>
-                <w:lang w:bidi="ar-SA"/>
-              </w:rPr>
-              <w:t>A</w:t>
-            </w:r>
-            <w:r>
-              <w:rPr>
-                <w:rFonts w:eastAsia="Calibri"/>
-                <w:lang w:bidi="ar-SA"/>
-              </w:rPr>
-              <w:t>pplication No.</w:t>
-            </w:r>
-            <w:r>
-              <w:rPr>
-                <w:rFonts w:eastAsia="Calibri"/>
-                <w:b/>
-                <w:lang w:bidi="ar-SA"/>
-              </w:rPr>
-              <w:t xml:space="preserve"> </w:t>
-            </w:r>
-            <w:r>
-              <w:rPr>
-                <w:rFonts w:eastAsia="Calibri"/>
-                <w:b/>
-                <w:lang w:bidi="ar-SA"/>
-              </w:rPr>
-              <w:t>{</w:t>
-            </w:r>
-            <w:proofErr w:type="spellStart"/>
-            <w:r>
-              <w:rPr>
-                <w:rFonts w:eastAsia="Calibri"/>
-                <w:b/>
-                <w:lang w:bidi="ar-SA"/>
-              </w:rPr>
-              <w:t>application_number</w:t>
-            </w:r>
-            <w:proofErr w:type="spellEnd"/>
-            <w:r>
-              <w:rPr>
-                <w:rFonts w:eastAsia="Calibri"/>
-                <w:b/>
-                <w:lang w:bidi="ar-SA"/>
-              </w:rPr>
-              <w:t xml:space="preserve">} </w:t>
-            </w:r>
-            <w:r>
-              <w:rPr>
-                <w:rFonts w:eastAsia="Calibri"/>
-                <w:lang w:bidi="ar-SA"/>
-              </w:rPr>
-              <w:t>dated</w:t>
-            </w:r>
-            <w:r>
-              <w:rPr>
-                <w:rFonts w:eastAsia="Calibri"/>
-                <w:lang w:bidi="ar-SA"/>
-              </w:rPr>
-              <w:t xml:space="preserve"> </w:t>
-            </w:r>
-            <w:r>
-              <w:rPr>
-                <w:rFonts w:eastAsia="Calibri"/>
-                <w:b/>
-                <w:lang w:bidi="ar-SA"/>
-              </w:rPr>
-              <w:t>{</w:t>
-            </w:r>
-            <w:proofErr w:type="spellStart"/>
-            <w:r>
-              <w:rPr>
-                <w:rFonts w:eastAsia="Calibri"/>
-                <w:b/>
-                <w:lang w:bidi="ar-SA"/>
-              </w:rPr>
-              <w:t>filing_date</w:t>
-            </w:r>
-            <w:proofErr w:type="spellEnd"/>
-            <w:r>
-              <w:rPr>
-                <w:rFonts w:eastAsia="Calibri"/>
-                <w:b/>
-                <w:lang w:bidi="ar-SA"/>
-              </w:rPr>
-              <w:t>}</w:t>
-            </w:r>
-            <w:r>
-              <w:rPr>
-                <w:b/>
-                <w:bCs/>
-                <w:color w:val="040404"/>
-              </w:rPr>
-              <w:t xml:space="preserve"> </w:t>
-            </w:r>
-            <w:r>
-              <w:rPr>
-                <w:rFonts w:eastAsia="Calibri"/>
-                <w:lang w:bidi="ar-SA"/>
-              </w:rPr>
-              <w:t>alone</w:t>
-            </w:r>
-            <w:r>
-              <w:rPr>
-                <w:rFonts w:eastAsia="Calibri"/>
-                <w:lang w:bidi="ar-SA"/>
-              </w:rPr>
-              <w:t>,</w:t>
-            </w:r>
-            <w:r>
-              <w:rPr>
-                <w:rFonts w:eastAsia="Calibri"/>
-                <w:lang w:bidi="ar-SA"/>
-              </w:rPr>
-              <w:t xml:space="preserve"> made for the same/ substantially same invention, application(s) for patent in the other countries, the particulars of which are given below:</w:t>
+              <w:t xml:space="preserve">(i) that I/We who have made this Application No. {application_number} dated {filing_date_ddmmyyyy} alone, made for the same/ substantially same invention, application(s) for patent in the other countries, the particulars of which are given below:</w:t>
             </w:r>
           </w:p>
         </w:tc>
@@ -762,14 +492,7 @@
                 <w:rFonts w:eastAsia="Calibri"/>
                 <w:lang w:bidi="ar-SA"/>
               </w:rPr>
-              <w:t>2</w:t>
-            </w:r>
-            <w:r>
-              <w:rPr>
-                <w:rFonts w:eastAsia="Calibri"/>
-                <w:lang w:bidi="ar-SA"/>
-              </w:rPr>
-              <w:t>. Name of the assignee</w:t>
+              <w:t xml:space="preserve">2. Name of the assignee</w:t>
             </w:r>
           </w:p>
         </w:tc>
@@ -797,166 +520,28 @@
                 <w:rFonts w:eastAsia="Calibri"/>
                 <w:lang w:bidi="ar-SA"/>
               </w:rPr>
-              <w:t>(i</w:t>
-            </w:r>
-            <w:r>
-              <w:rPr>
-                <w:rFonts w:eastAsia="Calibri"/>
-                <w:lang w:bidi="ar-SA"/>
-              </w:rPr>
-              <w:t xml:space="preserve">i) </w:t>
-            </w:r>
-            <w:r>
-              <w:rPr>
-                <w:rFonts w:eastAsia="Calibri"/>
-                <w:lang w:bidi="ar-SA"/>
-              </w:rPr>
-              <w:t>that the rights in the applica</w:t>
-            </w:r>
-            <w:r>
-              <w:rPr>
-                <w:rFonts w:eastAsia="Calibri"/>
-                <w:lang w:bidi="ar-SA"/>
-              </w:rPr>
-              <w:t xml:space="preserve">tion(s) </w:t>
-            </w:r>
-            <w:proofErr w:type="gramStart"/>
-            <w:r>
-              <w:rPr>
-                <w:rFonts w:eastAsia="Calibri"/>
-                <w:lang w:bidi="ar-SA"/>
-              </w:rPr>
-              <w:t>has</w:t>
-            </w:r>
-            <w:proofErr w:type="gramEnd"/>
-            <w:r>
-              <w:rPr>
-                <w:rFonts w:eastAsia="Calibri"/>
-                <w:lang w:bidi="ar-SA"/>
-              </w:rPr>
-              <w:t xml:space="preserve">/have been assigned </w:t>
-            </w:r>
-            <w:r>
-              <w:rPr>
-                <w:rFonts w:eastAsia="Calibri"/>
-                <w:lang w:bidi="ar-SA"/>
-              </w:rPr>
-              <w:t>to</w:t>
-            </w:r>
-            <w:r>
-              <w:rPr>
-                <w:b/>
-                <w:shd w:val="clear" w:color="auto" w:fill="FFFFFF"/>
-              </w:rPr>
-              <w:t xml:space="preserve"> </w:t>
-            </w:r>
-            <w:r>
-              <w:rPr>
-                <w:b/>
-                <w:lang w:val="en-IN" w:eastAsia="en-IN"/>
-              </w:rPr>
-              <w:t>{</w:t>
-            </w:r>
-            <w:proofErr w:type="spellStart"/>
-            <w:r>
-              <w:rPr>
-                <w:b/>
-                <w:lang w:val="en-IN" w:eastAsia="en-IN"/>
-              </w:rPr>
-              <w:t>applicant_name</w:t>
-            </w:r>
-            <w:proofErr w:type="spellEnd"/>
-            <w:r>
-              <w:rPr>
-                <w:b/>
-                <w:lang w:val="en-IN" w:eastAsia="en-IN"/>
-              </w:rPr>
-              <w:t>}</w:t>
-            </w:r>
-            <w:r>
-              <w:rPr>
-                <w:color w:val="222222"/>
-                <w:shd w:val="clear" w:color="auto" w:fill="FFFFFF"/>
-              </w:rPr>
-              <w:t xml:space="preserve"> </w:t>
+              <w:t xml:space="preserve">(ii) that the rights in the application(s) has/have been assigned to </w:t>
+            </w:r>
+            <w:r>
+              <w:rPr>
+                <w:b/>
+                <w:color w:val="000000"/>
+              </w:rPr>
+              <w:t xml:space="preserve">{applicant_name} </w:t>
             </w:r>
             <w:r>
               <w:rPr>
                 <w:rFonts w:eastAsia="Calibri"/>
                 <w:bCs/>
               </w:rPr>
-              <w:t>that</w:t>
-            </w:r>
-            <w:r>
-              <w:rPr>
-                <w:rFonts w:eastAsia="Calibri"/>
-                <w:b/>
-                <w:bCs/>
-              </w:rPr>
-              <w:t xml:space="preserve"> </w:t>
-            </w:r>
-            <w:r>
-              <w:rPr>
-                <w:rFonts w:eastAsia="Calibri"/>
-                <w:bCs/>
-              </w:rPr>
-              <w:t>we</w:t>
-            </w:r>
-            <w:r>
-              <w:rPr>
-                <w:rFonts w:eastAsia="Calibri"/>
-                <w:lang w:bidi="ar-SA"/>
-              </w:rPr>
-              <w:t xml:space="preserve"> </w:t>
-            </w:r>
-            <w:r>
-              <w:rPr>
-                <w:rFonts w:eastAsia="Calibri"/>
-                <w:lang w:bidi="ar-SA"/>
-              </w:rPr>
-              <w:t>undertake that up</w:t>
-            </w:r>
-            <w:r>
-              <w:rPr>
-                <w:rFonts w:eastAsia="Calibri"/>
-                <w:lang w:bidi="ar-SA"/>
-              </w:rPr>
-              <w:t xml:space="preserve"> </w:t>
-            </w:r>
-            <w:r>
-              <w:rPr>
-                <w:rFonts w:eastAsia="Calibri"/>
-                <w:lang w:bidi="ar-SA"/>
-              </w:rPr>
-              <w:t>to the date of grant of</w:t>
-            </w:r>
-            <w:r>
-              <w:rPr>
-                <w:rFonts w:eastAsia="Calibri"/>
-                <w:lang w:bidi="ar-SA"/>
-              </w:rPr>
-              <w:t xml:space="preserve"> </w:t>
-            </w:r>
-            <w:r>
-              <w:rPr>
-                <w:rFonts w:eastAsia="Calibri"/>
-                <w:lang w:bidi="ar-SA"/>
-              </w:rPr>
-              <w:t xml:space="preserve">the patent by the Controller, </w:t>
-            </w:r>
-            <w:r>
-              <w:rPr>
-                <w:rFonts w:eastAsia="Calibri"/>
-                <w:lang w:bidi="ar-SA"/>
-              </w:rPr>
-              <w:t>we</w:t>
-            </w:r>
-            <w:r>
-              <w:rPr>
-                <w:rFonts w:eastAsia="Calibri"/>
-                <w:lang w:bidi="ar-SA"/>
-              </w:rPr>
-              <w:t xml:space="preserve"> would keep him informed in writing the details regarding corresponding applications for patents filed outside India within six months from the date of filing of such application.</w:t>
+              <w:t xml:space="preserve">that </w:t>
+            </w:r>
+            <w:r>
+              <w:rPr>
+                <w:rFonts w:eastAsia="Calibri"/>
+                <w:lang w:bidi="ar-SA"/>
+              </w:rPr>
+              <w:t>I/We undertake that upto the date of grant of the patent by the Controller, I/We would keep him informed in writing the details regarding corresponding applications for patents filed outside India within six months from the date of filing of such application.</w:t>
             </w:r>
           </w:p>
           <w:p>
@@ -982,15 +567,7 @@
                 <w:b/>
                 <w:lang w:bidi="ar-SA"/>
               </w:rPr>
-              <w:t xml:space="preserve">Dated this </w:t>
-            </w:r>
-            <w:r>
-              <w:rPr>
-                <w:rFonts w:eastAsia="Calibri"/>
-                <w:b/>
-                <w:lang w:bidi="ar-SA"/>
-              </w:rPr>
-              <w:t>{date}</w:t>
+              <w:t xml:space="preserve">Dated this {date_long}</w:t>
             </w:r>
           </w:p>
         </w:tc>
@@ -1024,14 +601,7 @@
                 <w:rFonts w:eastAsia="Calibri"/>
                 <w:lang w:bidi="ar-SA"/>
               </w:rPr>
-              <w:t>3</w:t>
-            </w:r>
-            <w:r>
-              <w:rPr>
-                <w:rFonts w:eastAsia="Calibri"/>
-                <w:lang w:bidi="ar-SA"/>
-              </w:rPr>
-              <w:t>. To be signed by the applicant or his authorized registered patent agent.</w:t>
+              <w:t xml:space="preserve">3. To be signed by the applicant or his authorized registered patent agent.</w:t>
             </w:r>
           </w:p>
         </w:tc>
@@ -1042,14 +612,6 @@
             <w:vAlign w:val="center"/>
           </w:tcPr>
           <w:p>
-            <w:r>
-              <w:rPr>
-                <w:rFonts w:ascii="Times New Roman" w:hAnsi="Times New Roman"/>
-              </w:rPr>
-              <w:t>{agent_name}</w:t>
-            </w:r>
-          </w:p>
-          <w:p>
             <w:pPr>
               <w:pStyle w:val="TableParagraph"/>
               <w:spacing w:before="0"/>
@@ -1058,12 +620,16 @@
               <w:rPr>
                 <w:rFonts w:eastAsia="Calibri"/>
                 <w:b/>
-                <w:highlight w:val="yellow"/>
-                <w:lang w:bidi="ar-SA"/>
-              </w:rPr>
-            </w:pPr>
-            <w:r>
-              <w:t>(INPA-{agent_inpa})</w:t>
+                <w:lang w:bidi="ar-SA"/>
+              </w:rPr>
+            </w:pPr>
+            <w:r>
+              <w:rPr>
+                <w:rFonts w:eastAsia="Calibri"/>
+                <w:b/>
+                <w:lang w:bidi="ar-SA"/>
+              </w:rPr>
+              <w:t xml:space="preserve">{agent_name}</w:t>
             </w:r>
           </w:p>
           <w:p>
@@ -1075,65 +641,16 @@
               <w:rPr>
                 <w:rFonts w:eastAsia="Calibri"/>
                 <w:b/>
-                <w:highlight w:val="yellow"/>
-                <w:lang w:bidi="ar-SA"/>
-              </w:rPr>
-            </w:pPr>
-            <w:r>
-              <w:rPr>
-                <w:rFonts w:eastAsia="Calibri"/>
-                <w:b/>
-                <w:highlight w:val="yellow"/>
-                <w:lang w:bidi="ar-SA"/>
-              </w:rPr>
-              <w:t xml:space="preserve">Agent For </w:t>
-            </w:r>
-            <w:proofErr w:type="gramStart"/>
-            <w:r>
-              <w:rPr>
-                <w:rFonts w:eastAsia="Calibri"/>
-                <w:b/>
-                <w:highlight w:val="yellow"/>
-                <w:lang w:bidi="ar-SA"/>
-              </w:rPr>
-              <w:t>The</w:t>
-            </w:r>
-            <w:proofErr w:type="gramEnd"/>
-            <w:r>
-              <w:rPr>
-                <w:rFonts w:eastAsia="Calibri"/>
-                <w:b/>
-                <w:highlight w:val="yellow"/>
-                <w:lang w:bidi="ar-SA"/>
-              </w:rPr>
-              <w:t xml:space="preserve"> Applicant</w:t>
-            </w:r>
-            <w:r>
-              <w:rPr>
-                <w:rFonts w:eastAsia="Calibri"/>
-                <w:b/>
-                <w:highlight w:val="yellow"/>
-                <w:lang w:bidi="ar-SA"/>
-              </w:rPr>
-              <w:t>(</w:t>
-            </w:r>
-            <w:r>
-              <w:rPr>
-                <w:rFonts w:eastAsia="Calibri"/>
-                <w:b/>
-                <w:highlight w:val="yellow"/>
-                <w:lang w:bidi="ar-SA"/>
-              </w:rPr>
-              <w:t>s</w:t>
-            </w:r>
-            <w:r>
-              <w:rPr>
-                <w:rFonts w:eastAsia="Calibri"/>
-                <w:b/>
-                <w:highlight w:val="yellow"/>
-                <w:lang w:bidi="ar-SA"/>
-              </w:rPr>
-              <w:t>)</w:t>
+                <w:lang w:bidi="ar-SA"/>
+              </w:rPr>
+            </w:pPr>
+            <w:r>
+              <w:rPr>
+                <w:rFonts w:eastAsia="Calibri"/>
+                <w:b/>
+                <w:lang w:bidi="ar-SA"/>
+              </w:rPr>
+              <w:t xml:space="preserve">({agent_inpa})</w:t>
             </w:r>
           </w:p>
           <w:p>
@@ -1152,82 +669,52 @@
               <w:rPr>
                 <w:rFonts w:eastAsia="Calibri"/>
                 <w:b/>
-                <w:highlight w:val="yellow"/>
-                <w:lang w:bidi="ar-SA"/>
-              </w:rPr>
-              <w:t xml:space="preserve">(Digitally Signed </w:t>
-            </w:r>
-            <w:proofErr w:type="gramStart"/>
-            <w:r>
-              <w:rPr>
-                <w:rFonts w:eastAsia="Calibri"/>
-                <w:b/>
-                <w:highlight w:val="yellow"/>
-                <w:lang w:bidi="ar-SA"/>
-              </w:rPr>
-              <w:t>And</w:t>
-            </w:r>
-            <w:proofErr w:type="gramEnd"/>
-            <w:r>
-              <w:rPr>
-                <w:rFonts w:eastAsia="Calibri"/>
-                <w:b/>
-                <w:highlight w:val="yellow"/>
-                <w:lang w:bidi="ar-SA"/>
-              </w:rPr>
-              <w:t xml:space="preserve"> Filed Through E-Filing)</w:t>
+                <w:lang w:bidi="ar-SA"/>
+              </w:rPr>
+              <w:t xml:space="preserve">{firm_name}</w:t>
             </w:r>
           </w:p>
           <w:p>
             <w:pPr>
               <w:pStyle w:val="TableParagraph"/>
               <w:spacing w:before="0"/>
-              <w:ind w:left="452"/>
+              <w:ind w:left="102"/>
               <w:jc w:val="left"/>
               <w:rPr>
-                <w:noProof/>
-                <w:lang w:bidi="ar-SA"/>
-              </w:rPr>
-            </w:pPr>
-            <w:r>
-              <w:t xml:space="preserve">       </w:t>
+                <w:rFonts w:eastAsia="Calibri"/>
+                <w:b/>
+                <w:lang w:bidi="ar-SA"/>
+              </w:rPr>
+            </w:pPr>
+            <w:r>
+              <w:rPr>
+                <w:rFonts w:eastAsia="Calibri"/>
+                <w:b/>
+                <w:lang w:bidi="ar-SA"/>
+              </w:rPr>
+              <w:t xml:space="preserve">Agent For The Applicant(s)</w:t>
             </w:r>
           </w:p>
           <w:p>
             <w:pPr>
               <w:pStyle w:val="TableParagraph"/>
               <w:spacing w:before="0"/>
-              <w:ind w:left="452"/>
+              <w:ind w:left="102"/>
               <w:jc w:val="left"/>
               <w:rPr>
-                <w:noProof/>
-                <w:lang w:bidi="ar-SA"/>
-              </w:rPr>
-            </w:pPr>
-          </w:p>
-          <w:p>
-            <w:pPr>
-              <w:pStyle w:val="TableParagraph"/>
-              <w:spacing w:before="0"/>
-              <w:ind w:left="452"/>
-              <w:jc w:val="left"/>
-              <w:rPr>
-                <w:noProof/>
-                <w:lang w:bidi="ar-SA"/>
-              </w:rPr>
-            </w:pPr>
-          </w:p>
-          <w:p>
-            <w:pPr>
-              <w:pStyle w:val="TableParagraph"/>
-              <w:spacing w:before="0"/>
-              <w:ind w:left="452"/>
-              <w:jc w:val="left"/>
-              <w:rPr>
-                <w:noProof/>
-                <w:lang w:bidi="ar-SA"/>
-              </w:rPr>
-            </w:pPr>
+                <w:rFonts w:eastAsia="Calibri"/>
+                <w:b/>
+                <w:lang w:bidi="ar-SA"/>
+              </w:rPr>
+            </w:pPr>
+            <w:r>
+              <w:rPr>
+                <w:rFonts w:eastAsia="Calibri"/>
+                <w:b/>
+                <w:lang w:bidi="ar-SA"/>
+              </w:rPr>
+              <w:t>(Digitally Signed And Filed Through E-Filing)</w:t>
+            </w:r>
           </w:p>
           <w:p>
             <w:pPr>
@@ -1250,7 +737,6 @@
             <w:r>
               <w:rPr>
                 <w:rFonts w:eastAsia="Calibri"/>
-                <w:highlight w:val="yellow"/>
                 <w:lang w:bidi="ar-SA"/>
               </w:rPr>
               <w:t>Signature</w:t>
@@ -1258,7 +744,6 @@
             <w:r>
               <w:rPr>
                 <w:rFonts w:eastAsia="Calibri"/>
-                <w:highlight w:val="yellow"/>
                 <w:lang w:bidi="ar-SA"/>
               </w:rPr>
               <w:tab/>
@@ -1296,14 +781,7 @@
                 <w:rFonts w:eastAsia="Calibri"/>
                 <w:lang w:bidi="ar-SA"/>
               </w:rPr>
-              <w:t>4</w:t>
-            </w:r>
-            <w:r>
-              <w:rPr>
-                <w:rFonts w:eastAsia="Calibri"/>
-                <w:lang w:bidi="ar-SA"/>
-              </w:rPr>
-              <w:t>. Name of the natural person who has signed.</w:t>
+              <w:t xml:space="preserve">4. Name of the natural person who has signed.</w:t>
             </w:r>
           </w:p>
         </w:tc>
@@ -1318,7 +796,6 @@
               <w:spacing w:before="5"/>
               <w:jc w:val="left"/>
             </w:pPr>
-            <w:r/>
           </w:p>
           <w:p>
             <w:pPr>
@@ -1329,14 +806,16 @@
               <w:rPr>
                 <w:rFonts w:eastAsia="Calibri"/>
                 <w:b/>
-                <w:highlight w:val="yellow"/>
-              </w:rPr>
-            </w:pPr>
-            <w:r>
-              <w:rPr>
-                <w:b/>
-                <w:highlight w:val="yellow"/>
-              </w:rPr>
+                <w:lang w:bidi="ar-SA"/>
+              </w:rPr>
+            </w:pPr>
+            <w:r>
+              <w:rPr>
+                <w:rFonts w:eastAsia="Calibri"/>
+                <w:b/>
+                <w:lang w:bidi="ar-SA"/>
+              </w:rPr>
+              <w:t xml:space="preserve">{agent_name}</w:t>
             </w:r>
           </w:p>
           <w:p>
@@ -1432,24 +911,15 @@
                 <w:rFonts w:eastAsia="Calibri"/>
                 <w:lang w:bidi="ar-SA"/>
               </w:rPr>
-              <w:t>The Patent Office,</w:t>
-            </w:r>
-            <w:r>
-              <w:rPr>
-                <w:rFonts w:eastAsia="Calibri"/>
-                <w:b/>
-                <w:lang w:bidi="ar-SA"/>
-              </w:rPr>
-              <w:t xml:space="preserve"> </w:t>
-            </w:r>
-            <w:r>
-              <w:rPr>
-                <w:rFonts w:eastAsia="Calibri"/>
-                <w:b/>
-                <w:highlight w:val="yellow"/>
-                <w:lang w:bidi="ar-SA"/>
-              </w:rPr>
-              <w:t>_________</w:t>
+              <w:t xml:space="preserve">The Patent Office, </w:t>
+            </w:r>
+            <w:r>
+              <w:rPr>
+                <w:rFonts w:eastAsia="Calibri"/>
+                <w:b/>
+                <w:lang w:bidi="ar-SA"/>
+              </w:rPr>
+              <w:t xml:space="preserve">Delhi </w:t>
             </w:r>
           </w:p>
         </w:tc>
@@ -1477,21 +947,12 @@
                 <w:lang w:bidi="ar-SA"/>
               </w:rPr>
             </w:pPr>
-            <w:proofErr w:type="gramStart"/>
-            <w:r>
-              <w:rPr>
-                <w:rFonts w:eastAsia="Calibri"/>
-                <w:lang w:bidi="ar-SA"/>
-              </w:rPr>
-              <w:t>Note.-</w:t>
-            </w:r>
-            <w:proofErr w:type="gramEnd"/>
-            <w:r>
-              <w:rPr>
-                <w:rFonts w:eastAsia="Calibri"/>
-                <w:lang w:bidi="ar-SA"/>
-              </w:rPr>
-              <w:t xml:space="preserve"> Strike out whichever is not applicable;</w:t>
+            <w:r>
+              <w:rPr>
+                <w:rFonts w:eastAsia="Calibri"/>
+                <w:lang w:bidi="ar-SA"/>
+              </w:rPr>
+              <w:t>Note.- Strike out whichever is not applicable;</w:t>
             </w:r>
           </w:p>
         </w:tc>
@@ -1500,8 +961,6 @@
     <w:p>
       <w:pPr>
         <w:sectPr>
-          <w:headerReference w:type="default" r:id="rId10"/>
-          <w:footerReference w:type="default" r:id="rId11"/>
           <w:type w:val="continuous"/>
           <w:pgSz w:w="12240" w:h="15840"/>
           <w:pgMar w:top="600" w:right="820" w:bottom="280" w:left="820" w:header="720" w:footer="720" w:gutter="0"/>
@@ -1533,7 +992,6 @@
     </w:p>
     <w:p>
       <w:pPr>
-        <w:spacing w:line="276" w:lineRule="auto"/>
         <w:jc w:val="center"/>
         <w:rPr>
           <w:b/>
@@ -1547,140 +1005,35 @@
           <w:b/>
           <w:lang w:bidi="ar-SA"/>
         </w:rPr>
-        <w:t>Application No.</w:t>
+        <w:t xml:space="preserve">Application No. {application_number} Filed on: {date_filed}</w:t>
       </w:r>
-      <w:r>
-        <w:rPr>
-          <w:b/>
-          <w:bCs/>
-          <w:color w:val="040404"/>
-        </w:rPr>
-        <w:t xml:space="preserve"> </w:t>
-      </w:r>
-      <w:r>
-        <w:rPr>
-          <w:b/>
-          <w:bCs/>
-          <w:color w:val="040404"/>
-        </w:rPr>
-        <w:t>{</w:t>
-      </w:r>
-      <w:proofErr w:type="spellStart"/>
-      <w:r>
-        <w:rPr>
-          <w:b/>
-          <w:bCs/>
-          <w:color w:val="040404"/>
-        </w:rPr>
-        <w:t>application_</w:t>
-      </w:r>
-      <w:proofErr w:type="gramStart"/>
-      <w:r>
-        <w:rPr>
-          <w:b/>
-          <w:bCs/>
-          <w:color w:val="040404"/>
-        </w:rPr>
-        <w:t>number</w:t>
-      </w:r>
-      <w:proofErr w:type="spellEnd"/>
-      <w:r>
-        <w:rPr>
-          <w:b/>
-          <w:bCs/>
-          <w:color w:val="040404"/>
-        </w:rPr>
-        <w:t>}</w:t>
-      </w:r>
-      <w:r>
-        <w:rPr>
-          <w:b/>
-          <w:bCs/>
-          <w:color w:val="040404"/>
-        </w:rPr>
-        <w:t xml:space="preserve">  </w:t>
-      </w:r>
-      <w:r>
-        <w:rPr>
-          <w:rFonts w:eastAsia="Calibri"/>
-          <w:b/>
-          <w:lang w:bidi="ar-SA"/>
-        </w:rPr>
-        <w:t>Filed</w:t>
-      </w:r>
-      <w:proofErr w:type="gramEnd"/>
-      <w:r>
-        <w:rPr>
-          <w:rFonts w:eastAsia="Calibri"/>
-          <w:b/>
-          <w:lang w:bidi="ar-SA"/>
-        </w:rPr>
-        <w:t xml:space="preserve"> on:</w:t>
-      </w:r>
-      <w:r>
-        <w:rPr>
-          <w:rFonts w:eastAsia="Calibri"/>
-          <w:b/>
-          <w:lang w:bidi="ar-SA"/>
-        </w:rPr>
-        <w:t xml:space="preserve"> </w:t>
-      </w:r>
-      <w:r>
-        <w:rPr>
-          <w:rFonts w:eastAsia="Calibri"/>
-          <w:b/>
-          <w:lang w:bidi="ar-SA"/>
-        </w:rPr>
-        <w:t>{date}</w:t>
-      </w:r>
+      <w:bookmarkStart w:id="0" w:name="_GoBack"/>
+      <w:bookmarkEnd w:id="0"/>
     </w:p>
     <w:p>
       <w:pPr>
-        <w:pStyle w:val="ListParagraph"/>
-        <w:spacing w:before="6" w:line="276" w:lineRule="auto"/>
+        <w:pStyle w:val="BodyText"/>
+        <w:spacing w:before="6" w:line="244" w:lineRule="auto"/>
         <w:ind w:right="30"/>
         <w:jc w:val="center"/>
         <w:rPr>
           <w:rFonts w:eastAsia="Calibri"/>
-          <w:bCs/>
+          <w:bCs w:val="0"/>
         </w:rPr>
       </w:pPr>
       <w:r>
         <w:rPr>
           <w:rFonts w:eastAsia="Calibri"/>
-          <w:b/>
+          <w:bCs w:val="0"/>
           <w:lang w:bidi="ar-SA"/>
         </w:rPr>
-        <w:t>Applicant(s):</w:t>
+        <w:t xml:space="preserve">Applicant(s): </w:t>
       </w:r>
       <w:r>
         <w:rPr>
           <w:rFonts w:eastAsia="Calibri"/>
         </w:rPr>
-        <w:t xml:space="preserve"> </w:t>
-      </w:r>
-      <w:r>
-        <w:rPr>
-          <w:b/>
-          <w:lang w:val="en-IN" w:eastAsia="en-IN"/>
-        </w:rPr>
-        <w:t>{</w:t>
-      </w:r>
-      <w:proofErr w:type="spellStart"/>
-      <w:r>
-        <w:rPr>
-          <w:b/>
-          <w:lang w:val="en-IN" w:eastAsia="en-IN"/>
-        </w:rPr>
-        <w:t>applicant_name</w:t>
-      </w:r>
-      <w:proofErr w:type="spellEnd"/>
-      <w:r>
-        <w:rPr>
-          <w:b/>
-          <w:lang w:val="en-IN" w:eastAsia="en-IN"/>
-        </w:rPr>
-        <w:t>}</w:t>
+        <w:t xml:space="preserve">{applicant_name}</w:t>
       </w:r>
     </w:p>
     <w:p>
@@ -1704,11 +1057,11 @@
       </w:tblPr>
       <w:tblGrid>
         <w:gridCol w:w="1011"/>
-        <w:gridCol w:w="1648"/>
-        <w:gridCol w:w="1706"/>
-        <w:gridCol w:w="2375"/>
-        <w:gridCol w:w="2582"/>
-        <w:gridCol w:w="1843"/>
+        <w:gridCol w:w="2317"/>
+        <w:gridCol w:w="2123"/>
+        <w:gridCol w:w="2094"/>
+        <w:gridCol w:w="1810"/>
+        <w:gridCol w:w="1810"/>
       </w:tblGrid>
       <w:tr>
         <w:trPr>
@@ -1742,7 +1095,7 @@
         </w:tc>
         <w:tc>
           <w:tcPr>
-            <w:tcW w:w="1648" w:type="dxa"/>
+            <w:tcW w:w="2358" w:type="dxa"/>
           </w:tcPr>
           <w:p>
             <w:pPr>
@@ -1768,7 +1121,7 @@
         </w:tc>
         <w:tc>
           <w:tcPr>
-            <w:tcW w:w="1706" w:type="dxa"/>
+            <w:tcW w:w="1984" w:type="dxa"/>
           </w:tcPr>
           <w:p>
             <w:pPr>
@@ -1794,7 +1147,7 @@
         </w:tc>
         <w:tc>
           <w:tcPr>
-            <w:tcW w:w="0" w:type="auto"/>
+            <w:tcW w:w="2126" w:type="dxa"/>
           </w:tcPr>
           <w:p>
             <w:pPr>
@@ -1820,7 +1173,7 @@
         </w:tc>
         <w:tc>
           <w:tcPr>
-            <w:tcW w:w="2582" w:type="dxa"/>
+            <w:tcW w:w="1843" w:type="dxa"/>
           </w:tcPr>
           <w:p>
             <w:pPr>
@@ -1873,11 +1226,12 @@
       </w:tr>
       <w:tr>
         <w:trPr>
-          <w:trHeight w:val="550"/>
+          <w:trHeight w:val="541"/>
         </w:trPr>
         <w:tc>
           <w:tcPr>
             <w:tcW w:w="0" w:type="auto"/>
+            <w:vAlign w:val="center"/>
           </w:tcPr>
           <w:p>
             <w:pPr>
@@ -1895,127 +1249,125 @@
                 <w:color w:val="000000"/>
                 <w:lang w:val="en-SG" w:eastAsia="ja-JP" w:bidi="ar-SA"/>
               </w:rPr>
-              <w:t>-</w:t>
-            </w:r>
-          </w:p>
-        </w:tc>
-        <w:tc>
-          <w:tcPr>
-            <w:tcW w:w="1648" w:type="dxa"/>
+              <w:t xml:space="preserve">{fa_country}</w:t>
+            </w:r>
+          </w:p>
+        </w:tc>
+        <w:tc>
+          <w:tcPr>
+            <w:tcW w:w="2358" w:type="dxa"/>
+            <w:vAlign w:val="center"/>
+          </w:tcPr>
+          <w:p>
+            <w:pPr>
+              <w:spacing w:line="276" w:lineRule="auto"/>
+              <w:jc w:val="center"/>
+              <w:rPr>
+                <w:color w:val="000000"/>
+              </w:rPr>
+            </w:pPr>
+            <w:r>
+              <w:rPr>
+                <w:color w:val="000000"/>
+              </w:rPr>
+              <w:t xml:space="preserve">{fa_app_date}</w:t>
+            </w:r>
+          </w:p>
+        </w:tc>
+        <w:tc>
+          <w:tcPr>
+            <w:tcW w:w="1984" w:type="dxa"/>
+            <w:vAlign w:val="center"/>
+          </w:tcPr>
+          <w:p>
+            <w:pPr>
+              <w:spacing w:line="276" w:lineRule="auto"/>
+              <w:jc w:val="center"/>
+              <w:rPr>
+                <w:rStyle w:val="content"/>
+              </w:rPr>
+            </w:pPr>
+            <w:r>
+              <w:rPr>
+                <w:rStyle w:val="content"/>
+              </w:rPr>
+              <w:t xml:space="preserve">{fa_app_no}</w:t>
+            </w:r>
+          </w:p>
+        </w:tc>
+        <w:tc>
+          <w:tcPr>
+            <w:tcW w:w="2126" w:type="dxa"/>
+            <w:vAlign w:val="center"/>
+          </w:tcPr>
+          <w:p>
+            <w:pPr>
+              <w:spacing w:line="276" w:lineRule="auto"/>
+              <w:jc w:val="center"/>
+              <w:rPr>
+                <w:rStyle w:val="content"/>
+              </w:rPr>
+            </w:pPr>
+            <w:r>
+              <w:rPr>
+                <w:rStyle w:val="content"/>
+              </w:rPr>
+              <w:t xml:space="preserve">{fa_status}</w:t>
+            </w:r>
+          </w:p>
+          <w:p>
+            <w:pPr>
+              <w:spacing w:line="276" w:lineRule="auto"/>
+              <w:jc w:val="center"/>
+              <w:rPr>
+                <w:rStyle w:val="content"/>
+              </w:rPr>
+            </w:pPr>
+            <w:r>
+              <w:rPr>
+                <w:rStyle w:val="content"/>
+              </w:rPr>
+              <w:t xml:space="preserve"/>
+            </w:r>
+          </w:p>
+        </w:tc>
+        <w:tc>
+          <w:tcPr>
+            <w:tcW w:w="1843" w:type="dxa"/>
+            <w:vAlign w:val="center"/>
+          </w:tcPr>
+          <w:p>
+            <w:pPr>
+              <w:jc w:val="center"/>
+            </w:pPr>
+            <w:r>
+              <w:t xml:space="preserve">{fa_pub}</w:t>
+            </w:r>
+          </w:p>
+        </w:tc>
+        <w:tc>
+          <w:tcPr>
+            <w:tcW w:w="1843" w:type="dxa"/>
+            <w:vAlign w:val="center"/>
           </w:tcPr>
           <w:p>
             <w:pPr>
               <w:widowControl/>
               <w:autoSpaceDE/>
               <w:autoSpaceDN/>
+              <w:spacing w:line="259" w:lineRule="auto"/>
               <w:jc w:val="center"/>
               <w:rPr>
-                <w:color w:val="000000"/>
+                <w:rFonts w:eastAsia="MS Mincho"/>
                 <w:lang w:val="en-SG" w:eastAsia="ja-JP" w:bidi="ar-SA"/>
               </w:rPr>
             </w:pPr>
             <w:r>
               <w:rPr>
-                <w:color w:val="000000"/>
+                <w:rFonts w:eastAsia="MS Mincho"/>
                 <w:lang w:val="en-SG" w:eastAsia="ja-JP" w:bidi="ar-SA"/>
               </w:rPr>
-              <w:t>-</w:t>
-            </w:r>
-          </w:p>
-        </w:tc>
-        <w:tc>
-          <w:tcPr>
-            <w:tcW w:w="1706" w:type="dxa"/>
-          </w:tcPr>
-          <w:p>
-            <w:pPr>
-              <w:widowControl/>
-              <w:autoSpaceDE/>
-              <w:autoSpaceDN/>
-              <w:jc w:val="center"/>
-              <w:rPr>
-                <w:color w:val="000000"/>
-                <w:lang w:val="en-SG" w:eastAsia="ja-JP" w:bidi="ar-SA"/>
-              </w:rPr>
-            </w:pPr>
-            <w:r>
-              <w:rPr>
-                <w:color w:val="000000"/>
-                <w:lang w:val="en-SG" w:eastAsia="ja-JP" w:bidi="ar-SA"/>
-              </w:rPr>
-              <w:t>-</w:t>
-            </w:r>
-          </w:p>
-        </w:tc>
-        <w:tc>
-          <w:tcPr>
-            <w:tcW w:w="0" w:type="auto"/>
-          </w:tcPr>
-          <w:p>
-            <w:pPr>
-              <w:widowControl/>
-              <w:autoSpaceDE/>
-              <w:autoSpaceDN/>
-              <w:jc w:val="center"/>
-              <w:rPr>
-                <w:color w:val="000000"/>
-                <w:lang w:val="en-SG" w:eastAsia="ja-JP" w:bidi="ar-SA"/>
-              </w:rPr>
-            </w:pPr>
-            <w:r>
-              <w:rPr>
-                <w:color w:val="000000"/>
-                <w:lang w:val="en-SG" w:eastAsia="ja-JP" w:bidi="ar-SA"/>
-              </w:rPr>
-              <w:t>-</w:t>
-            </w:r>
-          </w:p>
-        </w:tc>
-        <w:tc>
-          <w:tcPr>
-            <w:tcW w:w="2582" w:type="dxa"/>
-          </w:tcPr>
-          <w:p>
-            <w:pPr>
-              <w:widowControl/>
-              <w:autoSpaceDE/>
-              <w:autoSpaceDN/>
-              <w:jc w:val="center"/>
-              <w:rPr>
-                <w:color w:val="000000"/>
-                <w:lang w:val="en-SG" w:eastAsia="ja-JP" w:bidi="ar-SA"/>
-              </w:rPr>
-            </w:pPr>
-            <w:r>
-              <w:rPr>
-                <w:color w:val="000000"/>
-                <w:lang w:val="en-SG" w:eastAsia="ja-JP" w:bidi="ar-SA"/>
-              </w:rPr>
-              <w:t>-</w:t>
-            </w:r>
-          </w:p>
-        </w:tc>
-        <w:tc>
-          <w:tcPr>
-            <w:tcW w:w="1843" w:type="dxa"/>
-          </w:tcPr>
-          <w:p>
-            <w:pPr>
-              <w:widowControl/>
-              <w:autoSpaceDE/>
-              <w:autoSpaceDN/>
-              <w:jc w:val="center"/>
-              <w:rPr>
-                <w:color w:val="000000"/>
-                <w:lang w:val="en-SG" w:eastAsia="ja-JP" w:bidi="ar-SA"/>
-              </w:rPr>
-            </w:pPr>
-            <w:r>
-              <w:rPr>
-                <w:color w:val="000000"/>
-                <w:lang w:val="en-SG" w:eastAsia="ja-JP" w:bidi="ar-SA"/>
-              </w:rPr>
-              <w:t>-</w:t>
+              <w:t xml:space="preserve">{fa_grant}</w:t>
             </w:r>
           </w:p>
         </w:tc>
@@ -2035,91 +1387,43 @@
     </w:p>
     <w:p>
       <w:pPr>
-        <w:ind w:right="-253"/>
-      </w:pPr>
-      <w:r>
-        <w:t xml:space="preserve">                                                                                                                                            </w:t>
-      </w:r>
-      <w:r>
-        <w:t xml:space="preserve"> </w:t>
-      </w:r>
-    </w:p>
-    <w:p>
-      <w:pPr>
-        <w:ind w:right="-537"/>
-      </w:pPr>
-      <w:r>
-        <w:t xml:space="preserve">                                                                                                                                     </w:t>
-      </w:r>
-    </w:p>
-    <w:p>
-      <w:pPr>
-        <w:ind w:right="-679"/>
+        <w:pStyle w:val="BodyText"/>
+        <w:spacing w:before="6" w:line="244" w:lineRule="auto"/>
+        <w:ind w:right="30"/>
+        <w:jc w:val="center"/>
         <w:rPr>
           <w:rFonts w:eastAsia="Calibri"/>
-          <w:b/>
-          <w:noProof/>
-          <w:lang w:bidi="ar-SA"/>
-        </w:rPr>
-      </w:pPr>
-      <w:r>
-        <w:t xml:space="preserve">                                                                                                                                         </w:t>
-      </w:r>
-      <w:r>
-        <w:t xml:space="preserve">                             </w:t>
-      </w:r>
-      <w:r>
-        <w:t xml:space="preserve">   </w:t>
-      </w:r>
-      <w:r>
-        <w:t xml:space="preserve">       </w:t>
-      </w:r>
-    </w:p>
-    <w:p>
-      <w:pPr>
-        <w:ind w:right="-679"/>
-        <w:rPr>
-          <w:rFonts w:eastAsia="Calibri"/>
-          <w:b/>
-          <w:noProof/>
-          <w:lang w:bidi="ar-SA"/>
+          <w:bCs w:val="0"/>
         </w:rPr>
       </w:pPr>
     </w:p>
     <w:p>
       <w:pPr>
-        <w:ind w:right="-679"/>
-        <w:rPr>
-          <w:rFonts w:eastAsia="Calibri"/>
-          <w:b/>
-          <w:noProof/>
-          <w:lang w:bidi="ar-SA"/>
-        </w:rPr>
+        <w:ind w:right="-253"/>
+        <w:jc w:val="right"/>
       </w:pPr>
     </w:p>
     <w:p>
       <w:pPr>
+        <w:pStyle w:val="BodyText"/>
+        <w:tabs>
+          <w:tab w:val="left" w:pos="9639"/>
+        </w:tabs>
+        <w:spacing w:line="249" w:lineRule="auto"/>
         <w:ind w:right="-679"/>
-      </w:pPr>
-    </w:p>
-    <w:p>
-      <w:pPr>
-        <w:pStyle w:val="TableParagraph"/>
-        <w:spacing w:before="0"/>
-        <w:ind w:left="102"/>
-        <w:jc w:val="right"/>
         <w:rPr>
           <w:rFonts w:eastAsia="Calibri"/>
-          <w:b/>
-          <w:highlight w:val="yellow"/>
+          <w:bCs w:val="0"/>
+          <w:lang w:bidi="ar-SA"/>
         </w:rPr>
       </w:pPr>
       <w:r>
         <w:rPr>
-          <w:b/>
-          <w:highlight w:val="yellow"/>
+          <w:rFonts w:eastAsia="Calibri"/>
+          <w:bCs w:val="0"/>
+          <w:lang w:bidi="ar-SA"/>
         </w:rPr>
-        <w:t>{agent_name}</w:t>
+        <w:t xml:space="preserve">{agent_name}</w:t>
       </w:r>
     </w:p>
     <w:p>
@@ -2129,16 +1433,43 @@
           <w:tab w:val="left" w:pos="9639"/>
         </w:tabs>
         <w:spacing w:line="249" w:lineRule="auto"/>
-        <w:ind w:right="-10"/>
+        <w:ind w:right="-679"/>
         <w:rPr>
           <w:rFonts w:eastAsia="Calibri"/>
           <w:bCs w:val="0"/>
-          <w:highlight w:val="yellow"/>
           <w:lang w:bidi="ar-SA"/>
         </w:rPr>
       </w:pPr>
       <w:r>
-        <w:t xml:space="preserve"> (INPA-{agent_inpa})</w:t>
+        <w:rPr>
+          <w:rFonts w:eastAsia="Calibri"/>
+          <w:bCs w:val="0"/>
+          <w:lang w:bidi="ar-SA"/>
+        </w:rPr>
+        <w:t xml:space="preserve">({agent_inpa})</w:t>
+      </w:r>
+    </w:p>
+    <w:p>
+      <w:pPr>
+        <w:pStyle w:val="BodyText"/>
+        <w:tabs>
+          <w:tab w:val="left" w:pos="9639"/>
+        </w:tabs>
+        <w:spacing w:line="249" w:lineRule="auto"/>
+        <w:ind w:right="-679"/>
+        <w:rPr>
+          <w:rFonts w:eastAsia="Calibri"/>
+          <w:bCs w:val="0"/>
+          <w:lang w:bidi="ar-SA"/>
+        </w:rPr>
+      </w:pPr>
+      <w:r>
+        <w:rPr>
+          <w:rFonts w:eastAsia="Calibri"/>
+          <w:bCs w:val="0"/>
+          <w:lang w:bidi="ar-SA"/>
+        </w:rPr>
+        <w:t xml:space="preserve">{firm_name}</w:t>
       </w:r>
     </w:p>
     <w:p>
@@ -2149,11 +1480,10 @@
           <w:tab w:val="left" w:pos="9639"/>
         </w:tabs>
         <w:spacing w:line="249" w:lineRule="auto"/>
-        <w:ind w:right="-10"/>
+        <w:ind w:right="-679"/>
         <w:rPr>
           <w:rFonts w:eastAsia="Calibri"/>
           <w:bCs w:val="0"/>
-          <w:highlight w:val="yellow"/>
           <w:lang w:bidi="ar-SA"/>
         </w:rPr>
       </w:pPr>
@@ -2161,46 +1491,9 @@
         <w:rPr>
           <w:rFonts w:eastAsia="Calibri"/>
           <w:bCs w:val="0"/>
-          <w:highlight w:val="yellow"/>
           <w:lang w:bidi="ar-SA"/>
         </w:rPr>
-        <w:t xml:space="preserve">Agent </w:t>
-      </w:r>
-      <w:r>
-        <w:rPr>
-          <w:rFonts w:eastAsia="Calibri"/>
-          <w:bCs w:val="0"/>
-          <w:highlight w:val="yellow"/>
-          <w:lang w:bidi="ar-SA"/>
-        </w:rPr>
-        <w:t>for</w:t>
-      </w:r>
-      <w:r>
-        <w:rPr>
-          <w:rFonts w:eastAsia="Calibri"/>
-          <w:bCs w:val="0"/>
-          <w:highlight w:val="yellow"/>
-          <w:lang w:bidi="ar-SA"/>
-        </w:rPr>
-        <w:t xml:space="preserve"> </w:t>
-      </w:r>
-      <w:r>
-        <w:rPr>
-          <w:rFonts w:eastAsia="Calibri"/>
-          <w:bCs w:val="0"/>
-          <w:highlight w:val="yellow"/>
-          <w:lang w:bidi="ar-SA"/>
-        </w:rPr>
-        <w:t>the</w:t>
-      </w:r>
-      <w:r>
-        <w:rPr>
-          <w:rFonts w:eastAsia="Calibri"/>
-          <w:bCs w:val="0"/>
-          <w:highlight w:val="yellow"/>
-          <w:lang w:bidi="ar-SA"/>
-        </w:rPr>
-        <w:t xml:space="preserve"> Applicant(s) </w:t>
+        <w:t xml:space="preserve">Agent for the Applicant(s) </w:t>
       </w:r>
     </w:p>
     <w:p>
@@ -2211,7 +1504,7 @@
           <w:tab w:val="left" w:pos="9639"/>
         </w:tabs>
         <w:spacing w:line="249" w:lineRule="auto"/>
-        <w:ind w:right="-10"/>
+        <w:ind w:right="-679"/>
         <w:rPr>
           <w:rFonts w:eastAsia="Calibri"/>
           <w:bCs w:val="0"/>
@@ -2222,64 +1515,9 @@
         <w:rPr>
           <w:rFonts w:eastAsia="Calibri"/>
           <w:bCs w:val="0"/>
-          <w:highlight w:val="yellow"/>
           <w:lang w:bidi="ar-SA"/>
         </w:rPr>
-        <w:t xml:space="preserve">(Digitally </w:t>
-      </w:r>
-      <w:r>
-        <w:rPr>
-          <w:rFonts w:eastAsia="Calibri"/>
-          <w:bCs w:val="0"/>
-          <w:highlight w:val="yellow"/>
-          <w:lang w:bidi="ar-SA"/>
-        </w:rPr>
-        <w:t>Signed</w:t>
-      </w:r>
-      <w:r>
-        <w:rPr>
-          <w:rFonts w:eastAsia="Calibri"/>
-          <w:bCs w:val="0"/>
-          <w:highlight w:val="yellow"/>
-          <w:lang w:bidi="ar-SA"/>
-        </w:rPr>
-        <w:t xml:space="preserve"> </w:t>
-      </w:r>
-      <w:r>
-        <w:rPr>
-          <w:rFonts w:eastAsia="Calibri"/>
-          <w:bCs w:val="0"/>
-          <w:highlight w:val="yellow"/>
-          <w:lang w:bidi="ar-SA"/>
-        </w:rPr>
-        <w:t>and</w:t>
-      </w:r>
-      <w:r>
-        <w:rPr>
-          <w:rFonts w:eastAsia="Calibri"/>
-          <w:bCs w:val="0"/>
-          <w:highlight w:val="yellow"/>
-          <w:lang w:bidi="ar-SA"/>
-        </w:rPr>
-        <w:t xml:space="preserve"> Filed </w:t>
-      </w:r>
-      <w:r>
-        <w:rPr>
-          <w:rFonts w:eastAsia="Calibri"/>
-          <w:bCs w:val="0"/>
-          <w:highlight w:val="yellow"/>
-          <w:lang w:bidi="ar-SA"/>
-        </w:rPr>
-        <w:t>Through E</w:t>
-      </w:r>
-      <w:r>
-        <w:rPr>
-          <w:rFonts w:eastAsia="Calibri"/>
-          <w:bCs w:val="0"/>
-          <w:highlight w:val="yellow"/>
-          <w:lang w:bidi="ar-SA"/>
-        </w:rPr>
-        <w:t>-Filing)</w:t>
+        <w:t xml:space="preserve">(Digitally Signed and Filed Through E-Filing)</w:t>
       </w:r>
     </w:p>
     <w:sectPr>
@@ -2293,7 +1531,7 @@
 </file>
 
 <file path=word/endnotes.xml><?xml version="1.0" encoding="utf-8"?>
-<w:endnotes xmlns:wpc="http://schemas.microsoft.com/office/word/2010/wordprocessingCanvas" xmlns:cx="http://schemas.microsoft.com/office/drawing/2014/chartex" xmlns:cx1="http://schemas.microsoft.com/office/drawing/2015/9/8/chartex" xmlns:cx2="http://schemas.microsoft.com/office/drawing/2015/10/21/chartex" xmlns:cx3="http://schemas.microsoft.com/office/drawing/2016/5/9/chartex" xmlns:cx4="http://schemas.microsoft.com/office/drawing/2016/5/10/chartex" xmlns:cx5="http://schemas.microsoft.com/office/drawing/2016/5/11/chartex" xmlns:cx6="http://schemas.microsoft.com/office/drawing/2016/5/12/chartex" xmlns:cx7="http://schemas.microsoft.com/office/drawing/2016/5/13/chartex" xmlns:cx8="http://schemas.microsoft.com/office/drawing/2016/5/14/chartex" xmlns:mc="http://schemas.openxmlformats.org/markup-compatibility/2006" xmlns:aink="http://schemas.microsoft.com/office/drawing/2016/ink" xmlns:am3d="http://schemas.microsoft.com/office/drawing/2017/model3d" xmlns:o="urn:schemas-microsoft-com:office:office" xmlns:oel="http://schemas.microsoft.com/office/2019/extlst" xmlns:r="http://schemas.openxmlformats.org/officeDocument/2006/relationships" xmlns:m="http://schemas.openxmlformats.org/officeDocument/2006/math" xmlns:v="urn:schemas-microsoft-com:vml" xmlns:wp14="http://schemas.microsoft.com/office/word/2010/wordprocessingDrawing" xmlns:wp="http://schemas.openxmlformats.org/drawingml/2006/wordprocessingDrawing" xmlns:w10="urn:schemas-microsoft-com:office:word" xmlns:w="http://schemas.openxmlformats.org/wordprocessingml/2006/main" xmlns:w14="http://schemas.microsoft.com/office/word/2010/wordml" xmlns:w15="http://schemas.microsoft.com/office/word/2012/wordml" xmlns:w16cex="http://schemas.microsoft.com/office/word/2018/wordml/cex" xmlns:w16cid="http://schemas.microsoft.com/office/word/2016/wordml/cid" xmlns:w16="http://schemas.microsoft.com/office/word/2018/wordml" xmlns:w16du="http://schemas.microsoft.com/office/word/2023/wordml/word16du" xmlns:w16sdtdh="http://schemas.microsoft.com/office/word/2020/wordml/sdtdatahash" xmlns:w16sdtfl="http://schemas.microsoft.com/office/word/2024/wordml/sdtformatlock" xmlns:w16se="http://schemas.microsoft.com/office/word/2015/wordml/symex" xmlns:wpg="http://schemas.microsoft.com/office/word/2010/wordprocessingGroup" xmlns:wpi="http://schemas.microsoft.com/office/word/2010/wordprocessingInk" xmlns:wne="http://schemas.microsoft.com/office/word/2006/wordml" xmlns:wps="http://schemas.microsoft.com/office/word/2010/wordprocessingShape" mc:Ignorable="w14 w15 w16se w16cid w16 w16cex w16sdtdh w16sdtfl w16du wp14">
+<w:endnotes xmlns:wpc="http://schemas.microsoft.com/office/word/2010/wordprocessingCanvas" xmlns:cx="http://schemas.microsoft.com/office/drawing/2014/chartex" xmlns:cx1="http://schemas.microsoft.com/office/drawing/2015/9/8/chartex" xmlns:mc="http://schemas.openxmlformats.org/markup-compatibility/2006" xmlns:o="urn:schemas-microsoft-com:office:office" xmlns:r="http://schemas.openxmlformats.org/officeDocument/2006/relationships" xmlns:m="http://schemas.openxmlformats.org/officeDocument/2006/math" xmlns:v="urn:schemas-microsoft-com:vml" xmlns:wp14="http://schemas.microsoft.com/office/word/2010/wordprocessingDrawing" xmlns:wp="http://schemas.openxmlformats.org/drawingml/2006/wordprocessingDrawing" xmlns:w10="urn:schemas-microsoft-com:office:word" xmlns:w="http://schemas.openxmlformats.org/wordprocessingml/2006/main" xmlns:w14="http://schemas.microsoft.com/office/word/2010/wordml" xmlns:w15="http://schemas.microsoft.com/office/word/2012/wordml" xmlns:w16se="http://schemas.microsoft.com/office/word/2015/wordml/symex" xmlns:wpg="http://schemas.microsoft.com/office/word/2010/wordprocessingGroup" xmlns:wpi="http://schemas.microsoft.com/office/word/2010/wordprocessingInk" xmlns:wne="http://schemas.microsoft.com/office/word/2006/wordml" xmlns:wps="http://schemas.microsoft.com/office/word/2010/wordprocessingShape" mc:Ignorable="w14 w15 w16se wp14">
   <w:endnote w:type="separator" w:id="-1">
     <w:p>
       <w:r>
@@ -2311,18 +1549,8 @@
 </w:endnotes>
 </file>
 
-<file path=word/footer1.xml><?xml version="1.0" encoding="utf-8"?>
-<w:ftr xmlns:m="http://schemas.openxmlformats.org/officeDocument/2006/math" xmlns:mc="http://schemas.openxmlformats.org/markup-compatibility/2006" xmlns:mo="http://schemas.microsoft.com/office/mac/office/2008/main" xmlns:mv="urn:schemas-microsoft-com:mac:vml" xmlns:o="urn:schemas-microsoft-com:office:office" xmlns:r="http://schemas.openxmlformats.org/officeDocument/2006/relationships" xmlns:v="urn:schemas-microsoft-com:vml" xmlns:w10="urn:schemas-microsoft-com:office:word" xmlns:w14="http://schemas.microsoft.com/office/word/2010/wordml" xmlns:w="http://schemas.openxmlformats.org/wordprocessingml/2006/main" xmlns:wne="http://schemas.microsoft.com/office/word/2006/wordml" xmlns:wp14="http://schemas.microsoft.com/office/word/2010/wordprocessingDrawing" xmlns:wp="http://schemas.openxmlformats.org/drawingml/2006/wordprocessingDrawing" xmlns:wpc="http://schemas.microsoft.com/office/word/2010/wordprocessingCanvas" xmlns:wpg="http://schemas.microsoft.com/office/word/2010/wordprocessingGroup" xmlns:wpi="http://schemas.microsoft.com/office/word/2010/wordprocessingInk" xmlns:wps="http://schemas.microsoft.com/office/word/2010/wordprocessingShape" mc:Ignorable="w14 wp14">
-  <w:p>
-    <w:pPr>
-      <w:pStyle w:val="Footer"/>
-    </w:pPr>
-  </w:p>
-</w:ftr>
-</file>
-
 <file path=word/footnotes.xml><?xml version="1.0" encoding="utf-8"?>
-<w:footnotes xmlns:wpc="http://schemas.microsoft.com/office/word/2010/wordprocessingCanvas" xmlns:cx="http://schemas.microsoft.com/office/drawing/2014/chartex" xmlns:cx1="http://schemas.microsoft.com/office/drawing/2015/9/8/chartex" xmlns:cx2="http://schemas.microsoft.com/office/drawing/2015/10/21/chartex" xmlns:cx3="http://schemas.microsoft.com/office/drawing/2016/5/9/chartex" xmlns:cx4="http://schemas.microsoft.com/office/drawing/2016/5/10/chartex" xmlns:cx5="http://schemas.microsoft.com/office/drawing/2016/5/11/chartex" xmlns:cx6="http://schemas.microsoft.com/office/drawing/2016/5/12/chartex" xmlns:cx7="http://schemas.microsoft.com/office/drawing/2016/5/13/chartex" xmlns:cx8="http://schemas.microsoft.com/office/drawing/2016/5/14/chartex" xmlns:mc="http://schemas.openxmlformats.org/markup-compatibility/2006" xmlns:aink="http://schemas.microsoft.com/office/drawing/2016/ink" xmlns:am3d="http://schemas.microsoft.com/office/drawing/2017/model3d" xmlns:o="urn:schemas-microsoft-com:office:office" xmlns:oel="http://schemas.microsoft.com/office/2019/extlst" xmlns:r="http://schemas.openxmlformats.org/officeDocument/2006/relationships" xmlns:m="http://schemas.openxmlformats.org/officeDocument/2006/math" xmlns:v="urn:schemas-microsoft-com:vml" xmlns:wp14="http://schemas.microsoft.com/office/word/2010/wordprocessingDrawing" xmlns:wp="http://schemas.openxmlformats.org/drawingml/2006/wordprocessingDrawing" xmlns:w10="urn:schemas-microsoft-com:office:word" xmlns:w="http://schemas.openxmlformats.org/wordprocessingml/2006/main" xmlns:w14="http://schemas.microsoft.com/office/word/2010/wordml" xmlns:w15="http://schemas.microsoft.com/office/word/2012/wordml" xmlns:w16cex="http://schemas.microsoft.com/office/word/2018/wordml/cex" xmlns:w16cid="http://schemas.microsoft.com/office/word/2016/wordml/cid" xmlns:w16="http://schemas.microsoft.com/office/word/2018/wordml" xmlns:w16du="http://schemas.microsoft.com/office/word/2023/wordml/word16du" xmlns:w16sdtdh="http://schemas.microsoft.com/office/word/2020/wordml/sdtdatahash" xmlns:w16sdtfl="http://schemas.microsoft.com/office/word/2024/wordml/sdtformatlock" xmlns:w16se="http://schemas.microsoft.com/office/word/2015/wordml/symex" xmlns:wpg="http://schemas.microsoft.com/office/word/2010/wordprocessingGroup" xmlns:wpi="http://schemas.microsoft.com/office/word/2010/wordprocessingInk" xmlns:wne="http://schemas.microsoft.com/office/word/2006/wordml" xmlns:wps="http://schemas.microsoft.com/office/word/2010/wordprocessingShape" mc:Ignorable="w14 w15 w16se w16cid w16 w16cex w16sdtdh w16sdtfl w16du wp14">
+<w:footnotes xmlns:wpc="http://schemas.microsoft.com/office/word/2010/wordprocessingCanvas" xmlns:cx="http://schemas.microsoft.com/office/drawing/2014/chartex" xmlns:cx1="http://schemas.microsoft.com/office/drawing/2015/9/8/chartex" xmlns:mc="http://schemas.openxmlformats.org/markup-compatibility/2006" xmlns:o="urn:schemas-microsoft-com:office:office" xmlns:r="http://schemas.openxmlformats.org/officeDocument/2006/relationships" xmlns:m="http://schemas.openxmlformats.org/officeDocument/2006/math" xmlns:v="urn:schemas-microsoft-com:vml" xmlns:wp14="http://schemas.microsoft.com/office/word/2010/wordprocessingDrawing" xmlns:wp="http://schemas.openxmlformats.org/drawingml/2006/wordprocessingDrawing" xmlns:w10="urn:schemas-microsoft-com:office:word" xmlns:w="http://schemas.openxmlformats.org/wordprocessingml/2006/main" xmlns:w14="http://schemas.microsoft.com/office/word/2010/wordml" xmlns:w15="http://schemas.microsoft.com/office/word/2012/wordml" xmlns:w16se="http://schemas.microsoft.com/office/word/2015/wordml/symex" xmlns:wpg="http://schemas.microsoft.com/office/word/2010/wordprocessingGroup" xmlns:wpi="http://schemas.microsoft.com/office/word/2010/wordprocessingInk" xmlns:wne="http://schemas.microsoft.com/office/word/2006/wordml" xmlns:wps="http://schemas.microsoft.com/office/word/2010/wordprocessingShape" mc:Ignorable="w14 w15 w16se wp14">
   <w:footnote w:type="separator" w:id="-1">
     <w:p>
       <w:r>
@@ -2340,18 +1568,8 @@
 </w:footnotes>
 </file>
 
-<file path=word/header1.xml><?xml version="1.0" encoding="utf-8"?>
-<w:hdr xmlns:m="http://schemas.openxmlformats.org/officeDocument/2006/math" xmlns:mc="http://schemas.openxmlformats.org/markup-compatibility/2006" xmlns:mo="http://schemas.microsoft.com/office/mac/office/2008/main" xmlns:mv="urn:schemas-microsoft-com:mac:vml" xmlns:o="urn:schemas-microsoft-com:office:office" xmlns:r="http://schemas.openxmlformats.org/officeDocument/2006/relationships" xmlns:v="urn:schemas-microsoft-com:vml" xmlns:w10="urn:schemas-microsoft-com:office:word" xmlns:w14="http://schemas.microsoft.com/office/word/2010/wordml" xmlns:w="http://schemas.openxmlformats.org/wordprocessingml/2006/main" xmlns:wne="http://schemas.microsoft.com/office/word/2006/wordml" xmlns:wp14="http://schemas.microsoft.com/office/word/2010/wordprocessingDrawing" xmlns:wp="http://schemas.openxmlformats.org/drawingml/2006/wordprocessingDrawing" xmlns:wpc="http://schemas.microsoft.com/office/word/2010/wordprocessingCanvas" xmlns:wpg="http://schemas.microsoft.com/office/word/2010/wordprocessingGroup" xmlns:wpi="http://schemas.microsoft.com/office/word/2010/wordprocessingInk" xmlns:wps="http://schemas.microsoft.com/office/word/2010/wordprocessingShape" mc:Ignorable="w14 wp14">
-  <w:p>
-    <w:pPr>
-      <w:pStyle w:val="Header"/>
-    </w:pPr>
-  </w:p>
-</w:hdr>
-</file>
-
 <file path=word/numbering.xml><?xml version="1.0" encoding="utf-8"?>
-<w:numbering xmlns:wpc="http://schemas.microsoft.com/office/word/2010/wordprocessingCanvas" xmlns:cx="http://schemas.microsoft.com/office/drawing/2014/chartex" xmlns:cx1="http://schemas.microsoft.com/office/drawing/2015/9/8/chartex" xmlns:cx2="http://schemas.microsoft.com/office/drawing/2015/10/21/chartex" xmlns:cx3="http://schemas.microsoft.com/office/drawing/2016/5/9/chartex" xmlns:cx4="http://schemas.microsoft.com/office/drawing/2016/5/10/chartex" xmlns:cx5="http://schemas.microsoft.com/office/drawing/2016/5/11/chartex" xmlns:cx6="http://schemas.microsoft.com/office/drawing/2016/5/12/chartex" xmlns:cx7="http://schemas.microsoft.com/office/drawing/2016/5/13/chartex" xmlns:cx8="http://schemas.microsoft.com/office/drawing/2016/5/14/chartex" xmlns:mc="http://schemas.openxmlformats.org/markup-compatibility/2006" xmlns:aink="http://schemas.microsoft.com/office/drawing/2016/ink" xmlns:am3d="http://schemas.microsoft.com/office/drawing/2017/model3d" xmlns:o="urn:schemas-microsoft-com:office:office" xmlns:oel="http://schemas.microsoft.com/office/2019/extlst" xmlns:r="http://schemas.openxmlformats.org/officeDocument/2006/relationships" xmlns:m="http://schemas.openxmlformats.org/officeDocument/2006/math" xmlns:v="urn:schemas-microsoft-com:vml" xmlns:wp14="http://schemas.microsoft.com/office/word/2010/wordprocessingDrawing" xmlns:wp="http://schemas.openxmlformats.org/drawingml/2006/wordprocessingDrawing" xmlns:w10="urn:schemas-microsoft-com:office:word" xmlns:w="http://schemas.openxmlformats.org/wordprocessingml/2006/main" xmlns:w14="http://schemas.microsoft.com/office/word/2010/wordml" xmlns:w15="http://schemas.microsoft.com/office/word/2012/wordml" xmlns:w16cex="http://schemas.microsoft.com/office/word/2018/wordml/cex" xmlns:w16cid="http://schemas.microsoft.com/office/word/2016/wordml/cid" xmlns:w16="http://schemas.microsoft.com/office/word/2018/wordml" xmlns:w16du="http://schemas.microsoft.com/office/word/2023/wordml/word16du" xmlns:w16sdtdh="http://schemas.microsoft.com/office/word/2020/wordml/sdtdatahash" xmlns:w16sdtfl="http://schemas.microsoft.com/office/word/2024/wordml/sdtformatlock" xmlns:w16se="http://schemas.microsoft.com/office/word/2015/wordml/symex" xmlns:wpg="http://schemas.microsoft.com/office/word/2010/wordprocessingGroup" xmlns:wpi="http://schemas.microsoft.com/office/word/2010/wordprocessingInk" xmlns:wne="http://schemas.microsoft.com/office/word/2006/wordml" xmlns:wps="http://schemas.microsoft.com/office/word/2010/wordprocessingShape" mc:Ignorable="w14 w15 w16se w16cid w16 w16cex w16sdtdh w16sdtfl w16du wp14">
+<w:numbering xmlns:wpc="http://schemas.microsoft.com/office/word/2010/wordprocessingCanvas" xmlns:cx="http://schemas.microsoft.com/office/drawing/2014/chartex" xmlns:cx1="http://schemas.microsoft.com/office/drawing/2015/9/8/chartex" xmlns:mc="http://schemas.openxmlformats.org/markup-compatibility/2006" xmlns:o="urn:schemas-microsoft-com:office:office" xmlns:r="http://schemas.openxmlformats.org/officeDocument/2006/relationships" xmlns:m="http://schemas.openxmlformats.org/officeDocument/2006/math" xmlns:v="urn:schemas-microsoft-com:vml" xmlns:wp14="http://schemas.microsoft.com/office/word/2010/wordprocessingDrawing" xmlns:wp="http://schemas.openxmlformats.org/drawingml/2006/wordprocessingDrawing" xmlns:w10="urn:schemas-microsoft-com:office:word" xmlns:w="http://schemas.openxmlformats.org/wordprocessingml/2006/main" xmlns:w14="http://schemas.microsoft.com/office/word/2010/wordml" xmlns:w15="http://schemas.microsoft.com/office/word/2012/wordml" xmlns:w16se="http://schemas.microsoft.com/office/word/2015/wordml/symex" xmlns:wpg="http://schemas.microsoft.com/office/word/2010/wordprocessingGroup" xmlns:wpi="http://schemas.microsoft.com/office/word/2010/wordprocessingInk" xmlns:wne="http://schemas.microsoft.com/office/word/2006/wordml" xmlns:wps="http://schemas.microsoft.com/office/word/2010/wordprocessingShape" mc:Ignorable="w14 w15 w16se wp14">
   <w:abstractNum w:abstractNumId="0" w15:restartNumberingAfterBreak="0">
     <w:nsid w:val="1FBA4F47"/>
     <w:multiLevelType w:val="hybridMultilevel"/>
@@ -2469,14 +1687,14 @@
       </w:rPr>
     </w:lvl>
   </w:abstractNum>
-  <w:num w:numId="1" w16cid:durableId="1376000582">
+  <w:num w:numId="1">
     <w:abstractNumId w:val="0"/>
   </w:num>
 </w:numbering>
 </file>
 
 <file path=word/styles.xml><?xml version="1.0" encoding="utf-8"?>
-<w:styles xmlns:mc="http://schemas.openxmlformats.org/markup-compatibility/2006" xmlns:r="http://schemas.openxmlformats.org/officeDocument/2006/relationships" xmlns:w="http://schemas.openxmlformats.org/wordprocessingml/2006/main" xmlns:w14="http://schemas.microsoft.com/office/word/2010/wordml" xmlns:w15="http://schemas.microsoft.com/office/word/2012/wordml" xmlns:w16cex="http://schemas.microsoft.com/office/word/2018/wordml/cex" xmlns:w16cid="http://schemas.microsoft.com/office/word/2016/wordml/cid" xmlns:w16="http://schemas.microsoft.com/office/word/2018/wordml" xmlns:w16du="http://schemas.microsoft.com/office/word/2023/wordml/word16du" xmlns:w16sdtdh="http://schemas.microsoft.com/office/word/2020/wordml/sdtdatahash" xmlns:w16sdtfl="http://schemas.microsoft.com/office/word/2024/wordml/sdtformatlock" xmlns:w16se="http://schemas.microsoft.com/office/word/2015/wordml/symex" mc:Ignorable="w14 w15 w16se w16cid w16 w16cex w16sdtdh w16sdtfl w16du">
+<w:styles xmlns:mc="http://schemas.openxmlformats.org/markup-compatibility/2006" xmlns:r="http://schemas.openxmlformats.org/officeDocument/2006/relationships" xmlns:w="http://schemas.openxmlformats.org/wordprocessingml/2006/main" xmlns:w14="http://schemas.microsoft.com/office/word/2010/wordml" xmlns:w15="http://schemas.microsoft.com/office/word/2012/wordml" xmlns:w16se="http://schemas.microsoft.com/office/word/2015/wordml/symex" mc:Ignorable="w14 w15 w16se">
   <w:docDefaults>
     <w:rPrDefault>
       <w:rPr>
@@ -2494,7 +1712,7 @@
       </w:pPr>
     </w:pPrDefault>
   </w:docDefaults>
-  <w:latentStyles w:defLockedState="0" w:defUIPriority="99" w:defSemiHidden="0" w:defUnhideWhenUsed="0" w:defQFormat="0" w:count="376">
+  <w:latentStyles w:defLockedState="0" w:defUIPriority="99" w:defSemiHidden="0" w:defUnhideWhenUsed="0" w:defQFormat="0" w:count="371">
     <w:lsdException w:name="Normal" w:uiPriority="0" w:qFormat="1"/>
     <w:lsdException w:name="heading 1" w:uiPriority="9" w:qFormat="1"/>
     <w:lsdException w:name="heading 2" w:semiHidden="1" w:uiPriority="0" w:unhideWhenUsed="1" w:qFormat="1"/>
@@ -2674,7 +1892,7 @@
     <w:lsdException w:name="Medium Shading 2 Accent 1" w:uiPriority="64"/>
     <w:lsdException w:name="Medium List 1 Accent 1" w:uiPriority="65"/>
     <w:lsdException w:name="Revision" w:semiHidden="1"/>
-    <w:lsdException w:name="List Paragraph" w:uiPriority="1" w:qFormat="1"/>
+    <w:lsdException w:name="List Paragraph" w:uiPriority="34" w:qFormat="1"/>
     <w:lsdException w:name="Quote" w:uiPriority="29" w:qFormat="1"/>
     <w:lsdException w:name="Intense Quote" w:uiPriority="30" w:qFormat="1"/>
     <w:lsdException w:name="Medium List 2 Accent 1" w:uiPriority="66"/>
@@ -2866,11 +2084,6 @@
     <w:lsdException w:name="List Table 5 Dark Accent 6" w:uiPriority="50"/>
     <w:lsdException w:name="List Table 6 Colorful Accent 6" w:uiPriority="51"/>
     <w:lsdException w:name="List Table 7 Colorful Accent 6" w:uiPriority="52"/>
-    <w:lsdException w:name="Mention" w:semiHidden="1" w:unhideWhenUsed="1"/>
-    <w:lsdException w:name="Smart Hyperlink" w:semiHidden="1" w:unhideWhenUsed="1"/>
-    <w:lsdException w:name="Hashtag" w:semiHidden="1" w:unhideWhenUsed="1"/>
-    <w:lsdException w:name="Unresolved Mention" w:semiHidden="1" w:unhideWhenUsed="1"/>
-    <w:lsdException w:name="Smart Link" w:semiHidden="1" w:unhideWhenUsed="1"/>
   </w:latentStyles>
   <w:style w:type="paragraph" w:default="1" w:styleId="Normal">
     <w:name w:val="Normal"/>
@@ -3188,6 +2401,11 @@
       <w:u w:val="single"/>
     </w:rPr>
   </w:style>
+  <w:style w:type="character" w:customStyle="1" w:styleId="content">
+    <w:name w:val="content"/>
+    <w:basedOn w:val="DefaultParagraphFont"/>
+    <w:rsid w:val="00862452"/>
+  </w:style>
 </w:styles>
 </file>
 
@@ -3479,7 +2697,7 @@
 </file>
 
 <file path=customXml/itemProps1.xml><?xml version="1.0" encoding="utf-8"?>
-<ds:datastoreItem xmlns:ds="http://schemas.openxmlformats.org/officeDocument/2006/customXml" ds:itemID="{98941EE1-3B02-4D8D-BC34-7EB1B2646FDF}">
+<ds:datastoreItem xmlns:ds="http://schemas.openxmlformats.org/officeDocument/2006/customXml" ds:itemID="{63A8BFE4-BA81-4EE2-8BFC-5CE5B5D14497}">
   <ds:schemaRefs>
     <ds:schemaRef ds:uri="http://schemas.openxmlformats.org/officeDocument/2006/bibliography"/>
   </ds:schemaRefs>
